--- a/hw-final/nop-bai/34. Supplementary Material.docx
+++ b/hw-final/nop-bai/34. Supplementary Material.docx
@@ -112,6 +112,7 @@
         <w:rPr>
           <w:sz w:val="26"/>
           <w:szCs w:val="26"/>
+          <w:lang w:val="vi-VN"/>
         </w:rPr>
       </w:pPr>
       <w:r>
@@ -156,13 +157,14 @@
     </w:p>
     <w:p>
       <w:pPr>
+        <w:spacing w:line="360" w:lineRule="auto"/>
+        <w:jc w:val="center"/>
         <w:rPr>
           <w:rFonts w:ascii="Times New Roman" w:hAnsi="Times New Roman" w:cs="Times New Roman"/>
           <w:b/>
           <w:bCs/>
           <w:sz w:val="26"/>
           <w:szCs w:val="26"/>
-          <w:lang w:val="vi-VN"/>
         </w:rPr>
       </w:pPr>
       <w:r>
@@ -170,18 +172,92 @@
           <w:rFonts w:ascii="Times New Roman" w:hAnsi="Times New Roman" w:cs="Times New Roman"/>
           <w:b/>
           <w:bCs/>
+          <w:color w:val="222222"/>
+          <w:sz w:val="26"/>
+          <w:szCs w:val="26"/>
+          <w:shd w:val="clear" w:color="auto" w:fill="FFFFFF"/>
+        </w:rPr>
+        <w:t>Supplementary Material</w:t>
+      </w:r>
+    </w:p>
+    <w:p>
+      <w:pPr>
+        <w:spacing w:line="360" w:lineRule="auto"/>
+        <w:rPr>
+          <w:rFonts w:ascii="Times New Roman" w:hAnsi="Times New Roman" w:cs="Times New Roman"/>
+          <w:color w:val="222222"/>
+          <w:sz w:val="26"/>
+          <w:szCs w:val="26"/>
+        </w:rPr>
+      </w:pPr>
+      <w:r>
+        <w:rPr>
+          <w:rFonts w:ascii="Times New Roman" w:hAnsi="Times New Roman" w:cs="Times New Roman"/>
+          <w:color w:val="222222"/>
+          <w:sz w:val="26"/>
+          <w:szCs w:val="26"/>
+        </w:rPr>
+        <w:t>1. The source code is available on GitHub at the following link:</w:t>
+      </w:r>
+    </w:p>
+    <w:p>
+      <w:pPr>
+        <w:rPr>
+          <w:rFonts w:ascii="Times New Roman" w:hAnsi="Times New Roman" w:cs="Times New Roman"/>
           <w:sz w:val="26"/>
           <w:szCs w:val="26"/>
           <w:lang w:val="vi-VN"/>
         </w:rPr>
-        <w:t>Link Dataset:</w:t>
+      </w:pPr>
+      <w:hyperlink r:id="rId4" w:history="1">
+        <w:r>
+          <w:rPr>
+            <w:rStyle w:val="Hyperlink"/>
+            <w:rFonts w:ascii="Times New Roman" w:hAnsi="Times New Roman" w:cs="Times New Roman"/>
+            <w:sz w:val="26"/>
+            <w:szCs w:val="26"/>
+            <w:lang w:val="vi-VN"/>
+          </w:rPr>
+          <w:t>https://github.com/buuhq-it/uit-msc-data-analyst-assignments/tree/main/hw-final/code</w:t>
+        </w:r>
+      </w:hyperlink>
+    </w:p>
+    <w:p>
+      <w:pPr>
+        <w:shd w:val="clear" w:color="auto" w:fill="FFFFFF"/>
+        <w:rPr>
+          <w:rFonts w:ascii="Times New Roman" w:hAnsi="Times New Roman" w:cs="Times New Roman"/>
+          <w:color w:val="222222"/>
+          <w:sz w:val="26"/>
+          <w:szCs w:val="26"/>
+        </w:rPr>
+      </w:pPr>
+    </w:p>
+    <w:p>
+      <w:pPr>
+        <w:shd w:val="clear" w:color="auto" w:fill="FFFFFF"/>
+        <w:rPr>
+          <w:rFonts w:ascii="Times New Roman" w:hAnsi="Times New Roman" w:cs="Times New Roman"/>
+          <w:color w:val="222222"/>
+          <w:sz w:val="26"/>
+          <w:szCs w:val="26"/>
+        </w:rPr>
+      </w:pPr>
+      <w:r>
+        <w:rPr>
+          <w:rFonts w:ascii="Times New Roman" w:hAnsi="Times New Roman" w:cs="Times New Roman"/>
+          <w:color w:val="222222"/>
+          <w:sz w:val="26"/>
+          <w:szCs w:val="26"/>
+        </w:rPr>
+        <w:t>2. The full dataset is available at the following link:</w:t>
       </w:r>
     </w:p>
     <w:p>
       <w:pPr>
         <w:pStyle w:val="NoSpacing"/>
       </w:pPr>
-      <w:hyperlink r:id="rId4" w:history="1">
+      <w:hyperlink r:id="rId5" w:history="1">
         <w:r>
           <w:rPr>
             <w:rStyle w:val="Hyperlink"/>
@@ -192,58 +268,13 @@
     </w:p>
     <w:p>
       <w:pPr>
-        <w:rPr>
-          <w:rFonts w:ascii="Times New Roman" w:hAnsi="Times New Roman" w:cs="Times New Roman"/>
+        <w:ind w:firstLine="4"/>
+        <w:rPr>
           <w:sz w:val="26"/>
           <w:szCs w:val="26"/>
           <w:lang w:val="vi-VN"/>
         </w:rPr>
       </w:pPr>
-    </w:p>
-    <w:p>
-      <w:pPr>
-        <w:rPr>
-          <w:rFonts w:ascii="Times New Roman" w:hAnsi="Times New Roman" w:cs="Times New Roman"/>
-          <w:b/>
-          <w:bCs/>
-          <w:sz w:val="26"/>
-          <w:szCs w:val="26"/>
-          <w:lang w:val="vi-VN"/>
-        </w:rPr>
-      </w:pPr>
-      <w:r>
-        <w:rPr>
-          <w:rFonts w:ascii="Times New Roman" w:hAnsi="Times New Roman" w:cs="Times New Roman"/>
-          <w:b/>
-          <w:bCs/>
-          <w:sz w:val="26"/>
-          <w:szCs w:val="26"/>
-          <w:lang w:val="vi-VN"/>
-        </w:rPr>
-        <w:t xml:space="preserve">Link </w:t>
-      </w:r>
-      <w:r>
-        <w:rPr>
-          <w:rFonts w:ascii="Times New Roman" w:hAnsi="Times New Roman" w:cs="Times New Roman"/>
-          <w:b/>
-          <w:bCs/>
-          <w:sz w:val="26"/>
-          <w:szCs w:val="26"/>
-          <w:lang w:val="vi-VN"/>
-        </w:rPr>
-        <w:t>Sourcecode</w:t>
-      </w:r>
-      <w:r>
-        <w:rPr>
-          <w:rFonts w:ascii="Times New Roman" w:hAnsi="Times New Roman" w:cs="Times New Roman"/>
-          <w:b/>
-          <w:bCs/>
-          <w:sz w:val="26"/>
-          <w:szCs w:val="26"/>
-          <w:lang w:val="vi-VN"/>
-        </w:rPr>
-        <w:t>:</w:t>
-      </w:r>
     </w:p>
     <w:p>
       <w:pPr>
@@ -1230,6 +1261,18 @@
       <w:lang w:val="en-US"/>
     </w:rPr>
   </w:style>
+  <w:style w:type="character" w:styleId="UnresolvedMention">
+    <w:name w:val="Unresolved Mention"/>
+    <w:basedOn w:val="DefaultParagraphFont"/>
+    <w:uiPriority w:val="99"/>
+    <w:semiHidden/>
+    <w:unhideWhenUsed/>
+    <w:rsid w:val="00EA2351"/>
+    <w:rPr>
+      <w:color w:val="605E5C"/>
+      <w:shd w:val="clear" w:color="auto" w:fill="E1DFDD"/>
+    </w:rPr>
+  </w:style>
 </w:styles>
 </file>
 
